--- a/payment fraud/document/project documentation/Final Document report.docx
+++ b/payment fraud/document/project documentation/Final Document report.docx
@@ -34,7 +34,27 @@
           <w:sz w:val="28"/>
           <w:szCs w:val="28"/>
         </w:rPr>
-        <w:t>1. INTRODUCTION</w:t>
+        <w:t xml:space="preserve">. </w:t>
+      </w:r>
+      <w:r>
+        <w:rPr>
+          <w:rFonts w:ascii="Times New Roman" w:hAnsi="Times New Roman" w:cs="Times New Roman"/>
+          <w:b/>
+          <w:bCs/>
+          <w:sz w:val="28"/>
+          <w:szCs w:val="28"/>
+        </w:rPr>
+        <w:t>1.</w:t>
+      </w:r>
+      <w:r>
+        <w:rPr>
+          <w:rFonts w:ascii="Times New Roman" w:hAnsi="Times New Roman" w:cs="Times New Roman"/>
+          <w:b/>
+          <w:bCs/>
+          <w:sz w:val="28"/>
+          <w:szCs w:val="28"/>
+        </w:rPr>
+        <w:t>INTRODUCTION</w:t>
       </w:r>
     </w:p>
     <w:p>
@@ -2157,19 +2177,6 @@
           <w14:ligatures w14:val="none"/>
         </w:rPr>
       </w:pPr>
-      <w:r>
-        <w:rPr>
-          <w:rFonts w:ascii="Times New Roman" w:eastAsia="Times New Roman" w:hAnsi="Times New Roman" w:cs="Times New Roman"/>
-          <w:kern w:val="0"/>
-          <w:sz w:val="28"/>
-          <w:szCs w:val="28"/>
-          <w:lang w:eastAsia="en-IN" w:bidi="ar-SA"/>
-          <w14:ligatures w14:val="none"/>
-        </w:rPr>
-        <w:pict w14:anchorId="1637AD49">
-          <v:rect id="_x0000_i1122" style="width:0;height:1.5pt" o:hralign="center" o:hrstd="t" o:hr="t" fillcolor="#a0a0a0" stroked="f"/>
-        </w:pict>
-      </w:r>
     </w:p>
     <w:p>
       <w:pPr>
@@ -5503,6 +5510,20 @@
         </w:rPr>
         <w:t xml:space="preserve">GitHub Repository Link: </w:t>
       </w:r>
+      <w:hyperlink r:id="rId14" w:history="1">
+        <w:r>
+          <w:rPr>
+            <w:rStyle w:val="Hyperlink"/>
+            <w:rFonts w:ascii="Times New Roman" w:eastAsia="Times New Roman" w:hAnsi="Times New Roman" w:cs="Times New Roman"/>
+            <w:kern w:val="0"/>
+            <w:sz w:val="28"/>
+            <w:szCs w:val="28"/>
+            <w:lang w:eastAsia="en-IN" w:bidi="ar-SA"/>
+            <w14:ligatures w14:val="none"/>
+          </w:rPr>
+          <w:t>https://github.com/tulasimahalaxmisomaraju/Online-Payments-Fraud-Detection-using-Machine-Learni</w:t>
+        </w:r>
+      </w:hyperlink>
     </w:p>
     <w:p>
       <w:pPr>
@@ -5698,6 +5719,7 @@
           <w:lang w:eastAsia="en-IN" w:bidi="ar-SA"/>
           <w14:ligatures w14:val="none"/>
         </w:rPr>
+        <w:lastRenderedPageBreak/>
         <w:t>Using GitHub helped in maintaining proper version control, tracking changes efficiently, and following professional software development practices throughout the project lifecycle.</w:t>
       </w:r>
     </w:p>
@@ -5986,6 +6008,20 @@
         </w:rPr>
         <w:t xml:space="preserve">Project Demo Video Link: </w:t>
       </w:r>
+      <w:hyperlink r:id="rId15" w:history="1">
+        <w:r>
+          <w:rPr>
+            <w:rStyle w:val="Hyperlink"/>
+            <w:rFonts w:ascii="Times New Roman" w:eastAsia="Times New Roman" w:hAnsi="Times New Roman" w:cs="Times New Roman"/>
+            <w:kern w:val="0"/>
+            <w:sz w:val="28"/>
+            <w:szCs w:val="28"/>
+            <w:lang w:eastAsia="en-IN" w:bidi="ar-SA"/>
+            <w14:ligatures w14:val="none"/>
+          </w:rPr>
+          <w:t>https://drive.google.com/file/d/1CI0PdA6gYVbyY4bvSD5F2bHVujaNX4Wt/view?usp=sharing</w:t>
+        </w:r>
+      </w:hyperlink>
     </w:p>
     <w:p>
       <w:pPr>
@@ -6056,6 +6092,17 @@
           <w14:ligatures w14:val="none"/>
         </w:rPr>
         <w:br/>
+      </w:r>
+      <w:r>
+        <w:rPr>
+          <w:rFonts w:ascii="Times New Roman" w:eastAsia="Times New Roman" w:hAnsi="Times New Roman" w:cs="Times New Roman"/>
+          <w:kern w:val="0"/>
+          <w:sz w:val="28"/>
+          <w:szCs w:val="28"/>
+          <w:lang w:eastAsia="en-IN" w:bidi="ar-SA"/>
+          <w14:ligatures w14:val="none"/>
+        </w:rPr>
+        <w:lastRenderedPageBreak/>
         <w:t>• Display of transaction status (Fraudulent / Legitimate)</w:t>
       </w:r>
       <w:r>
@@ -6526,7 +6573,7 @@
       </w:pPr>
     </w:p>
     <w:sectPr>
-      <w:headerReference w:type="default" r:id="rId14"/>
+      <w:headerReference w:type="default" r:id="rId16"/>
       <w:pgSz w:w="11906" w:h="16838"/>
       <w:pgMar w:top="1440" w:right="1440" w:bottom="1440" w:left="1440" w:header="737" w:footer="708" w:gutter="0"/>
       <w:pgBorders w:offsetFrom="page">
@@ -16516,6 +16563,7 @@
   <w:style w:type="character" w:default="1" w:styleId="DefaultParagraphFont">
     <w:name w:val="Default Paragraph Font"/>
     <w:uiPriority w:val="1"/>
+    <w:semiHidden/>
     <w:unhideWhenUsed/>
   </w:style>
   <w:style w:type="table" w:default="1" w:styleId="TableNormal">
